--- a/artifacts/Vertex_diary_filled.docx
+++ b/artifacts/Vertex_diary_filled.docx
@@ -385,6 +385,17 @@
               </w:rPr>
             </w:pPr>
           </w:p>
+          <w:p>
+            <w:pPr>
+              <w:spacing w:before="0" w:after="0" w:line="240" w:lineRule="auto"/>
+            </w:pPr>
+            <w:r>
+              <w:rPr>
+                <w:i/>
+              </w:rPr>
+              <w:t>Почему проверка платежей поштучно не видит схему? Какая форма потока отличает незаконные деньги от обычных? Можно ли найти схему без чёрных списков и данных владельца счёта? Насколько такой поиск устойчив к уклонению?</w:t>
+            </w:r>
+          </w:p>
         </w:tc>
       </w:tr>
       <w:tr xmlns:wp14="http://schemas.microsoft.com/office/word/2010/wordml" wp14:textId="77777777">
@@ -3376,6 +3387,18 @@
               </w:rPr>
             </w:pPr>
           </w:p>
+          <w:p>
+            <w:pPr>
+              <w:spacing w:before="0" w:after="0" w:line="240" w:lineRule="auto"/>
+              <w:jc w:val="center"/>
+            </w:pPr>
+            <w:r>
+              <w:rPr>
+                <w:i/>
+              </w:rPr>
+              <w:t>Написана теоретическая глава</w:t>
+            </w:r>
+          </w:p>
         </w:tc>
       </w:tr>
       <w:tr>
@@ -3900,6 +3923,18 @@
               </w:rPr>
             </w:pPr>
           </w:p>
+          <w:p>
+            <w:pPr>
+              <w:spacing w:before="0" w:after="0" w:line="240" w:lineRule="auto"/>
+              <w:jc w:val="center"/>
+            </w:pPr>
+            <w:r>
+              <w:rPr>
+                <w:i/>
+              </w:rPr>
+              <w:t>От K-fold отказались: утечка из будущего</w:t>
+            </w:r>
+          </w:p>
         </w:tc>
       </w:tr>
       <w:tr>
@@ -6068,6 +6103,18 @@
               </w:rPr>
             </w:pPr>
           </w:p>
+          <w:p>
+            <w:pPr>
+              <w:spacing w:before="0" w:after="0" w:line="240" w:lineRule="auto"/>
+              <w:jc w:val="center"/>
+            </w:pPr>
+            <w:r>
+              <w:rPr>
+                <w:i/>
+              </w:rPr>
+              <w:t>Объём работы — 20 страниц</w:t>
+            </w:r>
+          </w:p>
         </w:tc>
       </w:tr>
       <w:tr>
@@ -6662,6 +6709,18 @@
                 <w:lang w:val="kk-KZ"/>
               </w:rPr>
             </w:pPr>
+          </w:p>
+          <w:p>
+            <w:pPr>
+              <w:spacing w:before="0" w:after="0" w:line="240" w:lineRule="auto"/>
+              <w:jc w:val="center"/>
+            </w:pPr>
+            <w:r>
+              <w:rPr>
+                <w:i/>
+              </w:rPr>
+              <w:t>Витрина работает без интернета</w:t>
+            </w:r>
           </w:p>
         </w:tc>
       </w:tr>
@@ -7153,6 +7212,18 @@
               </w:rPr>
             </w:pPr>
           </w:p>
+          <w:p>
+            <w:pPr>
+              <w:spacing w:before="0" w:after="0" w:line="240" w:lineRule="auto"/>
+              <w:jc w:val="left"/>
+            </w:pPr>
+            <w:r>
+              <w:rPr>
+                <w:i/>
+              </w:rPr>
+              <w:t>Доклад, демонстрация веб-витрины и ответы на вопросы комиссии.</w:t>
+            </w:r>
+          </w:p>
         </w:tc>
         <w:tc>
           <w:tcPr>
@@ -7198,6 +7269,18 @@
                 <w:lang w:val="kk-KZ"/>
               </w:rPr>
             </w:pPr>
+          </w:p>
+          <w:p>
+            <w:pPr>
+              <w:spacing w:before="0" w:after="0" w:line="240" w:lineRule="auto"/>
+              <w:jc w:val="center"/>
+            </w:pPr>
+            <w:r>
+              <w:rPr>
+                <w:i/>
+              </w:rPr>
+              <w:t>Республиканский конкурс научных проектов</w:t>
+            </w:r>
           </w:p>
         </w:tc>
       </w:tr>
@@ -7540,6 +7623,18 @@
               </w:rPr>
             </w:pPr>
           </w:p>
+          <w:p>
+            <w:pPr>
+              <w:spacing w:before="0" w:after="0" w:line="240" w:lineRule="auto"/>
+              <w:jc w:val="left"/>
+            </w:pPr>
+            <w:r>
+              <w:rPr>
+                <w:i/>
+              </w:rPr>
+              <w:t>Самоаудит пяти дефектов измерения: утечка ответа в признаки, сбор групп по ответам, смещение базовой линии, ловушка низкой активности, иллюзорная лестница миров. Все пять исправлены, отрицательные результаты оставлены в тексте работы.</w:t>
+            </w:r>
+          </w:p>
         </w:tc>
         <w:tc>
           <w:tcPr>
@@ -7557,6 +7652,18 @@
               </w:rPr>
             </w:pPr>
           </w:p>
+          <w:p>
+            <w:pPr>
+              <w:spacing w:before="0" w:after="0" w:line="240" w:lineRule="auto"/>
+              <w:jc w:val="center"/>
+            </w:pPr>
+            <w:r>
+              <w:rPr>
+                <w:i/>
+              </w:rPr>
+              <w:t>1 неделя</w:t>
+            </w:r>
+          </w:p>
         </w:tc>
         <w:tc>
           <w:tcPr>
@@ -7573,6 +7680,18 @@
                 <w:lang w:val="kk-KZ"/>
               </w:rPr>
             </w:pPr>
+          </w:p>
+          <w:p>
+            <w:pPr>
+              <w:spacing w:before="0" w:after="0" w:line="240" w:lineRule="auto"/>
+              <w:jc w:val="center"/>
+            </w:pPr>
+            <w:r>
+              <w:rPr>
+                <w:i/>
+              </w:rPr>
+              <w:t>Ошибки названы, а не спрятаны</w:t>
+            </w:r>
           </w:p>
         </w:tc>
       </w:tr>

--- a/artifacts/Vertex_diary_filled.docx
+++ b/artifacts/Vertex_diary_filled.docx
@@ -317,81 +317,17 @@
           </w:p>
           <w:p wp14:textId="4F7795BA">
             <w:pPr>
-              <w:rPr>
-                <w:lang w:val="kk-KZ"/>
-              </w:rPr>
-            </w:pPr>
-          </w:p>
-          <w:p wp14:textId="6E39735B">
-            <w:pPr>
-              <w:rPr>
-                <w:lang w:val="kk-KZ"/>
-              </w:rPr>
-            </w:pPr>
-          </w:p>
-          <w:p wp14:textId="07C3DB27">
-            <w:pPr>
-              <w:rPr>
-                <w:lang w:val="kk-KZ"/>
-              </w:rPr>
-            </w:pPr>
-          </w:p>
-          <w:p wp14:textId="19599F98">
-            <w:pPr>
-              <w:rPr>
-                <w:lang w:val="kk-KZ"/>
-              </w:rPr>
-            </w:pPr>
-          </w:p>
-          <w:p wp14:textId="059A36FC">
-            <w:pPr>
-              <w:rPr>
-                <w:lang w:val="kk-KZ"/>
-              </w:rPr>
-            </w:pPr>
-          </w:p>
-          <w:p wp14:textId="3BB2CDE0">
-            <w:pPr>
-              <w:rPr>
-                <w:lang w:val="kk-KZ"/>
-              </w:rPr>
-            </w:pPr>
-          </w:p>
-          <w:p wp14:textId="7E6E6777">
-            <w:pPr>
-              <w:rPr>
-                <w:lang w:val="kk-KZ"/>
-              </w:rPr>
-            </w:pPr>
-          </w:p>
-          <w:p wp14:textId="4E5AB917">
-            <w:pPr>
-              <w:rPr>
-                <w:lang w:val="kk-KZ"/>
-              </w:rPr>
-            </w:pPr>
-          </w:p>
-          <w:p wp14:textId="5F748174">
-            <w:pPr>
-              <w:rPr>
-                <w:lang w:val="kk-KZ"/>
-              </w:rPr>
-            </w:pPr>
-          </w:p>
-          <w:p wp14:textId="249F0706">
-            <w:pPr>
-              <w:rPr>
-                <w:lang w:val="kk-KZ"/>
-              </w:rPr>
-            </w:pPr>
-          </w:p>
-          <w:p>
-            <w:pPr>
               <w:spacing w:before="0" w:after="0" w:line="240" w:lineRule="auto"/>
-            </w:pPr>
-            <w:r>
-              <w:rPr>
+              <w:ind w:firstLine="0"/>
+              <w:rPr>
+                <w:lang w:val="kk-KZ"/>
+              </w:rPr>
+            </w:pPr>
+            <w:r>
+              <w:rPr>
+                <w:rFonts w:ascii="Times New Roman" w:hAnsi="Times New Roman"/>
                 <w:i/>
+                <w:sz w:val="24"/>
               </w:rPr>
               <w:t>Почему проверка платежей поштучно не видит схему? Какая форма потока отличает незаконные деньги от обычных? Можно ли найти схему без чёрных списков и данных владельца счёта? Насколько такой поиск устойчив к уклонению?</w:t>
             </w:r>
@@ -431,17 +367,13 @@
           </w:p>
           <w:p>
             <w:pPr>
+              <w:spacing w:before="0" w:after="0" w:line="240" w:lineRule="auto"/>
+              <w:ind w:firstLine="0"/>
               <w:jc w:val="center"/>
               <w:rPr>
                 <w:b w:val="1"/>
                 <w:bCs w:val="1"/>
               </w:rPr>
-            </w:pPr>
-          </w:p>
-          <w:p>
-            <w:pPr>
-              <w:spacing w:before="0" w:after="0" w:line="240" w:lineRule="auto"/>
-              <w:jc w:val="center"/>
             </w:pPr>
             <w:r>
               <w:rPr>
@@ -602,6 +534,8 @@
           <w:p>
             <w:pPr>
               <w:pStyle w:val="a"/>
+              <w:spacing w:before="0" w:after="0" w:line="240" w:lineRule="auto"/>
+              <w:ind w:firstLine="0"/>
               <w:jc w:val="left"/>
               <w:rPr>
                 <w:rFonts w:ascii="Times New Roman" w:hAnsi="Times New Roman" w:eastAsia="Times New Roman" w:cs="Times New Roman"/>
@@ -613,60 +547,11 @@
                 <w:lang w:val="ru-RU"/>
               </w:rPr>
             </w:pPr>
-          </w:p>
-          <w:p>
-            <w:pPr>
-              <w:pStyle w:val="a"/>
-              <w:jc w:val="left"/>
-              <w:rPr>
-                <w:rFonts w:ascii="Times New Roman" w:hAnsi="Times New Roman" w:eastAsia="Times New Roman" w:cs="Times New Roman"/>
-                <w:b w:val="1"/>
-                <w:bCs w:val="1"/>
-                <w:noProof w:val="0"/>
-                <w:sz w:val="24"/>
-                <w:szCs w:val="24"/>
-                <w:lang w:val="ru-RU"/>
-              </w:rPr>
-            </w:pPr>
-          </w:p>
-          <w:p>
-            <w:pPr>
-              <w:pStyle w:val="a"/>
-              <w:jc w:val="left"/>
-              <w:rPr>
-                <w:rFonts w:ascii="Times New Roman" w:hAnsi="Times New Roman" w:eastAsia="Times New Roman" w:cs="Times New Roman"/>
-                <w:b w:val="1"/>
-                <w:bCs w:val="1"/>
-                <w:noProof w:val="0"/>
-                <w:sz w:val="24"/>
-                <w:szCs w:val="24"/>
-                <w:lang w:val="ru-RU"/>
-              </w:rPr>
-            </w:pPr>
-          </w:p>
-          <w:p>
-            <w:pPr>
-              <w:pStyle w:val="a"/>
-              <w:jc w:val="left"/>
-              <w:rPr>
-                <w:rFonts w:ascii="Times New Roman" w:hAnsi="Times New Roman" w:eastAsia="Times New Roman" w:cs="Times New Roman"/>
-                <w:b w:val="1"/>
-                <w:bCs w:val="1"/>
-                <w:noProof w:val="0"/>
-                <w:sz w:val="24"/>
-                <w:szCs w:val="24"/>
-                <w:lang w:val="ru-RU"/>
-              </w:rPr>
-            </w:pPr>
-          </w:p>
-          <w:p>
-            <w:pPr>
-              <w:spacing w:before="0" w:after="0" w:line="240" w:lineRule="auto"/>
-              <w:jc w:val="left"/>
-            </w:pPr>
-            <w:r>
-              <w:rPr>
+            <w:r>
+              <w:rPr>
+                <w:rFonts w:ascii="Times New Roman" w:hAnsi="Times New Roman"/>
                 <w:i/>
+                <w:sz w:val="24"/>
               </w:rPr>
               <w:t>Теория графов и машинное обучение. Тема появилась в феврале 2026 года при подготовке к хакатону ДЭР РК.</w:t>
             </w:r>
@@ -865,43 +750,13 @@
           </w:p>
           <w:p wp14:textId="00BB8D19">
             <w:pPr>
-              <w:rPr>
-                <w:b w:val="1"/>
-                <w:bCs w:val="1"/>
-                <w:lang w:val="kk-KZ"/>
-              </w:rPr>
-            </w:pPr>
-          </w:p>
-          <w:p wp14:textId="48DBBD52">
-            <w:pPr>
-              <w:rPr>
-                <w:b w:val="1"/>
-                <w:bCs w:val="1"/>
-                <w:lang w:val="kk-KZ"/>
-              </w:rPr>
-            </w:pPr>
-          </w:p>
-          <w:p wp14:textId="2147BC4E">
-            <w:pPr>
-              <w:rPr>
-                <w:b w:val="1"/>
-                <w:bCs w:val="1"/>
-                <w:lang w:val="kk-KZ"/>
-              </w:rPr>
-            </w:pPr>
-          </w:p>
-          <w:p wp14:textId="3270627D">
-            <w:pPr>
-              <w:rPr>
-                <w:b w:val="1"/>
-                <w:bCs w:val="1"/>
-                <w:lang w:val="kk-KZ"/>
-              </w:rPr>
-            </w:pPr>
-          </w:p>
-          <w:p>
-            <w:pPr>
               <w:spacing w:before="0" w:after="0" w:line="240" w:lineRule="auto"/>
+              <w:ind w:firstLine="0"/>
+              <w:rPr>
+                <w:b w:val="1"/>
+                <w:bCs w:val="1"/>
+                <w:lang w:val="kk-KZ"/>
+              </w:rPr>
             </w:pPr>
             <w:r>
               <w:rPr>
@@ -1177,6 +1032,8 @@
           <w:p>
             <w:pPr>
               <w:pStyle w:val="a"/>
+              <w:spacing w:before="0" w:after="0" w:line="240" w:lineRule="auto"/>
+              <w:ind w:firstLine="0"/>
               <w:rPr>
                 <w:rFonts w:ascii="Times New Roman" w:hAnsi="Times New Roman" w:eastAsia="Times New Roman" w:cs="Times New Roman"/>
                 <w:b w:val="1"/>
@@ -1186,11 +1043,6 @@
                 <w:szCs w:val="24"/>
                 <w:lang w:val="ru-RU"/>
               </w:rPr>
-            </w:pPr>
-          </w:p>
-          <w:p>
-            <w:pPr>
-              <w:spacing w:before="0" w:after="0" w:line="240" w:lineRule="auto"/>
             </w:pPr>
             <w:r>
               <w:rPr>
@@ -1313,38 +1165,19 @@
           </w:p>
           <w:p wp14:textId="4BCE10B7">
             <w:pPr>
-              <w:rPr>
-                <w:b w:val="1"/>
-                <w:bCs w:val="1"/>
-                <w:lang w:val="kk-KZ"/>
-              </w:rPr>
-            </w:pPr>
-          </w:p>
-          <w:p wp14:textId="2D92E73E">
-            <w:pPr>
-              <w:rPr>
-                <w:b w:val="1"/>
-                <w:bCs w:val="1"/>
-                <w:lang w:val="kk-KZ"/>
-              </w:rPr>
-            </w:pPr>
-          </w:p>
-          <w:p wp14:textId="4FB41261">
-            <w:pPr>
-              <w:rPr>
-                <w:b w:val="1"/>
-                <w:bCs w:val="1"/>
-                <w:lang w:val="kk-KZ"/>
-              </w:rPr>
-            </w:pPr>
-          </w:p>
-          <w:p>
-            <w:pPr>
               <w:spacing w:before="0" w:after="0" w:line="240" w:lineRule="auto"/>
-            </w:pPr>
-            <w:r>
-              <w:rPr>
+              <w:ind w:firstLine="0"/>
+              <w:rPr>
+                <w:b w:val="1"/>
+                <w:bCs w:val="1"/>
+                <w:lang w:val="kk-KZ"/>
+              </w:rPr>
+            </w:pPr>
+            <w:r>
+              <w:rPr>
+                <w:rFonts w:ascii="Times New Roman" w:hAnsi="Times New Roman"/>
                 <w:i/>
+                <w:sz w:val="24"/>
               </w:rPr>
               <w:t>Разобрать границы правил; формализовать граф и его аномалии; проверить временной инвариант; сделать разрешение сущностей и ансамбль; проверить на Elliptic.</w:t>
             </w:r>
@@ -1661,56 +1494,19 @@
           </w:p>
           <w:p wp14:textId="61045737">
             <w:pPr>
-              <w:rPr>
-                <w:b w:val="1"/>
-                <w:bCs w:val="1"/>
-                <w:lang w:val="kk-KZ"/>
-              </w:rPr>
-            </w:pPr>
-          </w:p>
-          <w:p wp14:textId="18444CDD">
-            <w:pPr>
-              <w:rPr>
-                <w:b w:val="1"/>
-                <w:bCs w:val="1"/>
-                <w:lang w:val="kk-KZ"/>
-              </w:rPr>
-            </w:pPr>
-          </w:p>
-          <w:p wp14:textId="697B8CC6">
-            <w:pPr>
-              <w:rPr>
-                <w:b w:val="1"/>
-                <w:bCs w:val="1"/>
-                <w:lang w:val="kk-KZ"/>
-              </w:rPr>
-            </w:pPr>
-          </w:p>
-          <w:p wp14:textId="55A0D4BC">
-            <w:pPr>
-              <w:rPr>
-                <w:b w:val="1"/>
-                <w:bCs w:val="1"/>
-                <w:lang w:val="kk-KZ"/>
-              </w:rPr>
-            </w:pPr>
-          </w:p>
-          <w:p wp14:textId="0438DD84">
-            <w:pPr>
-              <w:rPr>
-                <w:b w:val="1"/>
-                <w:bCs w:val="1"/>
-                <w:lang w:val="kk-KZ"/>
-              </w:rPr>
-            </w:pPr>
-          </w:p>
-          <w:p>
-            <w:pPr>
               <w:spacing w:before="0" w:after="0" w:line="240" w:lineRule="auto"/>
-            </w:pPr>
-            <w:r>
-              <w:rPr>
+              <w:ind w:firstLine="0"/>
+              <w:rPr>
+                <w:b w:val="1"/>
+                <w:bCs w:val="1"/>
+                <w:lang w:val="kk-KZ"/>
+              </w:rPr>
+            </w:pPr>
+            <w:r>
+              <w:rPr>
+                <w:rFonts w:ascii="Times New Roman" w:hAnsi="Times New Roman"/>
                 <w:i/>
+                <w:sz w:val="24"/>
               </w:rPr>
               <w:t>Объект — граф транзакций. Предмет — признаки формы потока, отличающие схемы от обычной активности.</w:t>
             </w:r>
@@ -1985,8 +1781,8 @@
               <w:pStyle w:val="a"/>
               <w:suppressLineNumbers w:val="0"/>
               <w:bidi w:val="0"/>
-              <w:spacing w:before="0" w:beforeAutospacing="off" w:after="0" w:afterAutospacing="off" w:line="259" w:lineRule="auto"/>
-              <w:ind w:left="0" w:right="0"/>
+              <w:spacing w:before="0" w:beforeAutospacing="off" w:after="0" w:afterAutospacing="off" w:line="240" w:lineRule="auto"/>
+              <w:ind w:left="0" w:right="0" w:firstLine="0"/>
               <w:jc w:val="center"/>
               <w:rPr>
                 <w:rFonts w:ascii="Times New Roman" w:hAnsi="Times New Roman" w:eastAsia="Times New Roman" w:cs="Times New Roman"/>
@@ -1996,47 +1792,6 @@
                 <w:szCs w:val="22"/>
                 <w:lang w:val="kk-KZ"/>
               </w:rPr>
-            </w:pPr>
-          </w:p>
-          <w:p wp14:textId="0C2C7D57">
-            <w:pPr>
-              <w:rPr>
-                <w:b w:val="1"/>
-                <w:bCs w:val="1"/>
-                <w:lang w:val="kk-KZ"/>
-              </w:rPr>
-            </w:pPr>
-          </w:p>
-          <w:p wp14:textId="225F331F">
-            <w:pPr>
-              <w:rPr>
-                <w:b w:val="1"/>
-                <w:bCs w:val="1"/>
-                <w:lang w:val="kk-KZ"/>
-              </w:rPr>
-            </w:pPr>
-          </w:p>
-          <w:p wp14:textId="722EC2BB">
-            <w:pPr>
-              <w:rPr>
-                <w:b w:val="1"/>
-                <w:bCs w:val="1"/>
-                <w:lang w:val="kk-KZ"/>
-              </w:rPr>
-            </w:pPr>
-          </w:p>
-          <w:p wp14:textId="4C38B136">
-            <w:pPr>
-              <w:rPr>
-                <w:b w:val="1"/>
-                <w:bCs w:val="1"/>
-                <w:lang w:val="kk-KZ"/>
-              </w:rPr>
-            </w:pPr>
-          </w:p>
-          <w:p>
-            <w:pPr>
-              <w:spacing w:before="0" w:after="0" w:line="240" w:lineRule="auto"/>
             </w:pPr>
             <w:r>
               <w:rPr>
@@ -2118,15 +1873,12 @@
           <w:p>
             <w:pPr>
               <w:pStyle w:val="a"/>
-              <w:rPr>
-                <w:b w:val="1"/>
-                <w:bCs w:val="1"/>
-              </w:rPr>
-            </w:pPr>
-          </w:p>
-          <w:p>
-            <w:pPr>
               <w:spacing w:before="0" w:after="0" w:line="240" w:lineRule="auto"/>
+              <w:ind w:firstLine="0"/>
+              <w:rPr>
+                <w:b w:val="1"/>
+                <w:bCs w:val="1"/>
+              </w:rPr>
             </w:pPr>
             <w:r>
               <w:rPr>
@@ -2457,18 +2209,14 @@
           <w:p>
             <w:pPr>
               <w:pStyle w:val="a"/>
+              <w:spacing w:before="0" w:after="0" w:line="240" w:lineRule="auto"/>
+              <w:ind w:firstLine="0"/>
               <w:jc w:val="center"/>
               <w:rPr>
                 <w:b w:val="1"/>
                 <w:bCs w:val="1"/>
                 <w:lang w:val="kk-KZ"/>
               </w:rPr>
-            </w:pPr>
-          </w:p>
-          <w:p>
-            <w:pPr>
-              <w:spacing w:before="0" w:after="0" w:line="240" w:lineRule="auto"/>
-              <w:jc w:val="center"/>
             </w:pPr>
             <w:r>
               <w:rPr>
@@ -2860,13 +2608,13 @@
           <w:p>
             <w:pPr>
               <w:spacing w:before="0" w:after="0" w:line="240" w:lineRule="auto"/>
-              <w:jc w:val="center"/>
+              <w:ind w:firstLine="0"/>
             </w:pPr>
             <w:r>
               <w:rPr>
                 <w:rFonts w:ascii="Times New Roman" w:hAnsi="Times New Roman"/>
                 <w:i/>
-                <w:sz w:val="20"/>
+                <w:sz w:val="24"/>
               </w:rPr>
               <w:t>Нормативные акты РК, регламенты Антифрод-центра, Quantexa и Feedzai, Акоглу (2015).</w:t>
             </w:r>
@@ -2880,18 +2628,14 @@
           <w:p>
             <w:pPr>
               <w:pStyle w:val="a"/>
+              <w:spacing w:before="0" w:after="0" w:line="240" w:lineRule="auto"/>
+              <w:ind w:firstLine="0"/>
               <w:jc w:val="center"/>
               <w:rPr>
                 <w:b w:val="1"/>
                 <w:bCs w:val="1"/>
                 <w:lang w:val="kk-KZ"/>
               </w:rPr>
-            </w:pPr>
-          </w:p>
-          <w:p>
-            <w:pPr>
-              <w:spacing w:before="0" w:after="0" w:line="240" w:lineRule="auto"/>
-              <w:jc w:val="center"/>
             </w:pPr>
             <w:r>
               <w:rPr>
@@ -2909,18 +2653,14 @@
           <w:p>
             <w:pPr>
               <w:pStyle w:val="a"/>
+              <w:spacing w:before="0" w:after="0" w:line="240" w:lineRule="auto"/>
+              <w:ind w:firstLine="0"/>
               <w:jc w:val="center"/>
               <w:rPr>
                 <w:b w:val="1"/>
                 <w:bCs w:val="1"/>
                 <w:lang w:val="kk-KZ"/>
               </w:rPr>
-            </w:pPr>
-          </w:p>
-          <w:p>
-            <w:pPr>
-              <w:spacing w:before="0" w:after="0" w:line="240" w:lineRule="auto"/>
-              <w:jc w:val="center"/>
             </w:pPr>
             <w:r>
               <w:rPr>
@@ -2968,18 +2708,14 @@
           <w:p>
             <w:pPr>
               <w:pStyle w:val="a"/>
+              <w:spacing w:before="0" w:after="0" w:line="240" w:lineRule="auto"/>
+              <w:ind w:firstLine="0"/>
               <w:jc w:val="center"/>
               <w:rPr>
                 <w:b w:val="1"/>
                 <w:bCs w:val="1"/>
                 <w:lang w:val="kk-KZ"/>
               </w:rPr>
-            </w:pPr>
-          </w:p>
-          <w:p>
-            <w:pPr>
-              <w:spacing w:before="0" w:after="0" w:line="240" w:lineRule="auto"/>
-              <w:jc w:val="center"/>
             </w:pPr>
             <w:r>
               <w:rPr>
@@ -3319,6 +3055,8 @@
           <w:p>
             <w:pPr>
               <w:pStyle w:val="a"/>
+              <w:spacing w:before="0" w:after="0" w:line="240" w:lineRule="auto"/>
+              <w:ind w:firstLine="0"/>
               <w:jc w:val="left"/>
               <w:rPr>
                 <w:rFonts w:ascii="Times New Roman" w:hAnsi="Times New Roman" w:eastAsia="Times New Roman" w:cs="Times New Roman"/>
@@ -3328,15 +3066,11 @@
                 <w:lang w:val="kk-KZ"/>
               </w:rPr>
             </w:pPr>
-          </w:p>
-          <w:p>
-            <w:pPr>
-              <w:spacing w:before="0" w:after="0" w:line="240" w:lineRule="auto"/>
-              <w:jc w:val="left"/>
-            </w:pPr>
-            <w:r>
-              <w:rPr>
+            <w:r>
+              <w:rPr>
+                <w:rFonts w:ascii="Times New Roman" w:hAnsi="Times New Roman"/>
                 <w:i/>
+                <w:sz w:val="24"/>
               </w:rPr>
               <w:t>Формализован граф, выделены пять структурных подписей схем и метрики окрестности.</w:t>
             </w:r>
@@ -3350,18 +3084,14 @@
           <w:p>
             <w:pPr>
               <w:pStyle w:val="a"/>
+              <w:spacing w:before="0" w:after="0" w:line="240" w:lineRule="auto"/>
+              <w:ind w:firstLine="0"/>
               <w:jc w:val="center"/>
               <w:rPr>
                 <w:b w:val="1"/>
                 <w:bCs w:val="1"/>
                 <w:lang w:val="kk-KZ"/>
               </w:rPr>
-            </w:pPr>
-          </w:p>
-          <w:p>
-            <w:pPr>
-              <w:spacing w:before="0" w:after="0" w:line="240" w:lineRule="auto"/>
-              <w:jc w:val="center"/>
             </w:pPr>
             <w:r>
               <w:rPr>
@@ -3379,18 +3109,14 @@
           <w:p>
             <w:pPr>
               <w:pStyle w:val="a"/>
+              <w:spacing w:before="0" w:after="0" w:line="240" w:lineRule="auto"/>
+              <w:ind w:firstLine="0"/>
               <w:jc w:val="center"/>
               <w:rPr>
                 <w:b w:val="1"/>
                 <w:bCs w:val="1"/>
                 <w:lang w:val="kk-KZ"/>
               </w:rPr>
-            </w:pPr>
-          </w:p>
-          <w:p>
-            <w:pPr>
-              <w:spacing w:before="0" w:after="0" w:line="240" w:lineRule="auto"/>
-              <w:jc w:val="center"/>
             </w:pPr>
             <w:r>
               <w:rPr>
@@ -3536,18 +3262,14 @@
           <w:p>
             <w:pPr>
               <w:pStyle w:val="a"/>
+              <w:spacing w:before="0" w:after="0" w:line="240" w:lineRule="auto"/>
+              <w:ind w:firstLine="0"/>
               <w:jc w:val="center"/>
               <w:rPr>
                 <w:b w:val="1"/>
                 <w:bCs w:val="1"/>
                 <w:lang w:val="kk-KZ"/>
               </w:rPr>
-            </w:pPr>
-          </w:p>
-          <w:p>
-            <w:pPr>
-              <w:spacing w:before="0" w:after="0" w:line="240" w:lineRule="auto"/>
-              <w:jc w:val="center"/>
             </w:pPr>
             <w:r>
               <w:rPr>
@@ -3853,6 +3575,8 @@
           <w:p>
             <w:pPr>
               <w:pStyle w:val="a"/>
+              <w:spacing w:before="0" w:after="0" w:line="240" w:lineRule="auto"/>
+              <w:ind w:firstLine="0"/>
               <w:jc w:val="left"/>
               <w:rPr>
                 <w:rFonts w:ascii="Times New Roman" w:hAnsi="Times New Roman" w:eastAsia="Times New Roman" w:cs="Times New Roman"/>
@@ -3864,15 +3588,11 @@
                 <w:lang w:val="kk-KZ"/>
               </w:rPr>
             </w:pPr>
-          </w:p>
-          <w:p>
-            <w:pPr>
-              <w:spacing w:before="0" w:after="0" w:line="240" w:lineRule="auto"/>
-              <w:jc w:val="left"/>
-            </w:pPr>
-            <w:r>
-              <w:rPr>
+            <w:r>
+              <w:rPr>
+                <w:rFonts w:ascii="Times New Roman" w:hAnsi="Times New Roman"/>
                 <w:i/>
+                <w:sz w:val="24"/>
               </w:rPr>
               <w:t>NetworkX, разрешение сущностей на Elasticsearch, ансамбль LightGBM, протокол purged walk-forward.</w:t>
             </w:r>
@@ -3886,18 +3606,14 @@
           <w:p>
             <w:pPr>
               <w:pStyle w:val="a"/>
+              <w:spacing w:before="0" w:after="0" w:line="240" w:lineRule="auto"/>
+              <w:ind w:firstLine="0"/>
               <w:jc w:val="center"/>
               <w:rPr>
                 <w:b w:val="1"/>
                 <w:bCs w:val="1"/>
                 <w:lang w:val="kk-KZ"/>
               </w:rPr>
-            </w:pPr>
-          </w:p>
-          <w:p>
-            <w:pPr>
-              <w:spacing w:before="0" w:after="0" w:line="240" w:lineRule="auto"/>
-              <w:jc w:val="center"/>
             </w:pPr>
             <w:r>
               <w:rPr>
@@ -3915,18 +3631,14 @@
           <w:p>
             <w:pPr>
               <w:pStyle w:val="a"/>
+              <w:spacing w:before="0" w:after="0" w:line="240" w:lineRule="auto"/>
+              <w:ind w:firstLine="0"/>
               <w:jc w:val="center"/>
               <w:rPr>
                 <w:b w:val="1"/>
                 <w:bCs w:val="1"/>
                 <w:lang w:val="kk-KZ"/>
               </w:rPr>
-            </w:pPr>
-          </w:p>
-          <w:p>
-            <w:pPr>
-              <w:spacing w:before="0" w:after="0" w:line="240" w:lineRule="auto"/>
-              <w:jc w:val="center"/>
             </w:pPr>
             <w:r>
               <w:rPr>
@@ -3974,18 +3686,14 @@
           <w:p>
             <w:pPr>
               <w:pStyle w:val="a"/>
+              <w:spacing w:before="0" w:after="0" w:line="240" w:lineRule="auto"/>
+              <w:ind w:firstLine="0"/>
               <w:jc w:val="center"/>
               <w:rPr>
                 <w:b w:val="1"/>
                 <w:bCs w:val="1"/>
                 <w:lang w:val="kk-KZ"/>
               </w:rPr>
-            </w:pPr>
-          </w:p>
-          <w:p>
-            <w:pPr>
-              <w:spacing w:before="0" w:after="0" w:line="240" w:lineRule="auto"/>
-              <w:jc w:val="center"/>
             </w:pPr>
             <w:r>
               <w:rPr>
@@ -4423,13 +4131,13 @@
           <w:p>
             <w:pPr>
               <w:spacing w:before="0" w:after="0" w:line="240" w:lineRule="auto"/>
-              <w:jc w:val="left"/>
+              <w:ind w:firstLine="0"/>
             </w:pPr>
             <w:r>
               <w:rPr>
                 <w:rFonts w:ascii="Times New Roman" w:hAnsi="Times New Roman"/>
                 <w:i/>
-                <w:sz w:val="20"/>
+                <w:sz w:val="24"/>
               </w:rPr>
               <w:t>Стенд и генератор миров. Лестница миров, кривая уклонения, развёртка по редкости. Прогон на Elliptic.</w:t>
             </w:r>
@@ -4443,18 +4151,14 @@
           <w:p>
             <w:pPr>
               <w:pStyle w:val="a"/>
+              <w:spacing w:before="0" w:after="0" w:line="240" w:lineRule="auto"/>
+              <w:ind w:firstLine="0"/>
               <w:jc w:val="center"/>
               <w:rPr>
                 <w:b w:val="1"/>
                 <w:bCs w:val="1"/>
                 <w:lang w:val="kk-KZ"/>
               </w:rPr>
-            </w:pPr>
-          </w:p>
-          <w:p>
-            <w:pPr>
-              <w:spacing w:before="0" w:after="0" w:line="240" w:lineRule="auto"/>
-              <w:jc w:val="center"/>
             </w:pPr>
             <w:r>
               <w:rPr>
@@ -4472,18 +4176,14 @@
           <w:p>
             <w:pPr>
               <w:pStyle w:val="a"/>
+              <w:spacing w:before="0" w:after="0" w:line="240" w:lineRule="auto"/>
+              <w:ind w:firstLine="0"/>
               <w:jc w:val="center"/>
               <w:rPr>
                 <w:b w:val="1"/>
                 <w:bCs w:val="1"/>
                 <w:lang w:val="kk-KZ"/>
               </w:rPr>
-            </w:pPr>
-          </w:p>
-          <w:p>
-            <w:pPr>
-              <w:spacing w:before="0" w:after="0" w:line="240" w:lineRule="auto"/>
-              <w:jc w:val="center"/>
             </w:pPr>
             <w:r>
               <w:rPr>
@@ -4531,18 +4231,14 @@
           <w:p>
             <w:pPr>
               <w:pStyle w:val="a"/>
+              <w:spacing w:before="0" w:after="0" w:line="240" w:lineRule="auto"/>
+              <w:ind w:firstLine="0"/>
               <w:jc w:val="center"/>
               <w:rPr>
                 <w:b w:val="1"/>
                 <w:bCs w:val="1"/>
                 <w:lang w:val="kk-KZ"/>
               </w:rPr>
-            </w:pPr>
-          </w:p>
-          <w:p>
-            <w:pPr>
-              <w:spacing w:before="0" w:after="0" w:line="240" w:lineRule="auto"/>
-              <w:jc w:val="center"/>
             </w:pPr>
             <w:r>
               <w:rPr>
@@ -5088,13 +4784,13 @@
           <w:p>
             <w:pPr>
               <w:spacing w:before="0" w:after="0" w:line="240" w:lineRule="auto"/>
-              <w:jc w:val="left"/>
+              <w:ind w:firstLine="0"/>
             </w:pPr>
             <w:r>
               <w:rPr>
                 <w:rFonts w:ascii="Times New Roman" w:hAnsi="Times New Roman"/>
                 <w:i/>
-                <w:sz w:val="20"/>
+                <w:sz w:val="24"/>
               </w:rPr>
               <w:t>ROC-AUC 0.940 по счетам и 0.991 по группам против 0.757 и 0.761 у правил; на Elliptic 0.687 против 0.454 у контроля. Параметр W проверки не выдержал.</w:t>
             </w:r>
@@ -5108,18 +4804,14 @@
           <w:p>
             <w:pPr>
               <w:pStyle w:val="a"/>
+              <w:spacing w:before="0" w:after="0" w:line="240" w:lineRule="auto"/>
+              <w:ind w:firstLine="0"/>
               <w:jc w:val="center"/>
               <w:rPr>
                 <w:b w:val="1"/>
                 <w:bCs w:val="1"/>
                 <w:lang w:val="kk-KZ"/>
               </w:rPr>
-            </w:pPr>
-          </w:p>
-          <w:p>
-            <w:pPr>
-              <w:spacing w:before="0" w:after="0" w:line="240" w:lineRule="auto"/>
-              <w:jc w:val="center"/>
             </w:pPr>
             <w:r>
               <w:rPr>
@@ -5137,18 +4829,14 @@
           <w:p>
             <w:pPr>
               <w:pStyle w:val="a"/>
+              <w:spacing w:before="0" w:after="0" w:line="240" w:lineRule="auto"/>
+              <w:ind w:firstLine="0"/>
               <w:jc w:val="center"/>
               <w:rPr>
                 <w:b w:val="1"/>
                 <w:bCs w:val="1"/>
                 <w:lang w:val="kk-KZ"/>
               </w:rPr>
-            </w:pPr>
-          </w:p>
-          <w:p>
-            <w:pPr>
-              <w:spacing w:before="0" w:after="0" w:line="240" w:lineRule="auto"/>
-              <w:jc w:val="center"/>
             </w:pPr>
             <w:r>
               <w:rPr>
@@ -5319,18 +5007,14 @@
           <w:p>
             <w:pPr>
               <w:pStyle w:val="a"/>
+              <w:spacing w:before="0" w:after="0" w:line="240" w:lineRule="auto"/>
+              <w:ind w:firstLine="0"/>
               <w:jc w:val="center"/>
               <w:rPr>
                 <w:b w:val="1"/>
                 <w:bCs w:val="1"/>
                 <w:lang w:val="kk-KZ"/>
               </w:rPr>
-            </w:pPr>
-          </w:p>
-          <w:p>
-            <w:pPr>
-              <w:spacing w:before="0" w:after="0" w:line="240" w:lineRule="auto"/>
-              <w:jc w:val="center"/>
             </w:pPr>
             <w:r>
               <w:rPr>
@@ -6046,13 +5730,13 @@
           <w:p>
             <w:pPr>
               <w:spacing w:before="0" w:after="0" w:line="240" w:lineRule="auto"/>
-              <w:jc w:val="left"/>
+              <w:ind w:firstLine="0"/>
             </w:pPr>
             <w:r>
               <w:rPr>
                 <w:rFonts w:ascii="Times New Roman" w:hAnsi="Times New Roman"/>
                 <w:i/>
-                <w:sz w:val="20"/>
+                <w:sz w:val="24"/>
               </w:rPr>
               <w:t>Текст, заключение, список источников. Каждое число сверено с прогоном.</w:t>
             </w:r>
@@ -6066,18 +5750,14 @@
           <w:p>
             <w:pPr>
               <w:pStyle w:val="a"/>
+              <w:spacing w:before="0" w:after="0" w:line="240" w:lineRule="auto"/>
+              <w:ind w:firstLine="0"/>
               <w:jc w:val="center"/>
               <w:rPr>
                 <w:b w:val="1"/>
                 <w:bCs w:val="1"/>
                 <w:lang w:val="kk-KZ"/>
               </w:rPr>
-            </w:pPr>
-          </w:p>
-          <w:p>
-            <w:pPr>
-              <w:spacing w:before="0" w:after="0" w:line="240" w:lineRule="auto"/>
-              <w:jc w:val="center"/>
             </w:pPr>
             <w:r>
               <w:rPr>
@@ -6095,18 +5775,14 @@
           <w:p>
             <w:pPr>
               <w:pStyle w:val="a"/>
+              <w:spacing w:before="0" w:after="0" w:line="240" w:lineRule="auto"/>
+              <w:ind w:firstLine="0"/>
               <w:jc w:val="center"/>
               <w:rPr>
                 <w:b w:val="1"/>
                 <w:bCs w:val="1"/>
                 <w:lang w:val="kk-KZ"/>
               </w:rPr>
-            </w:pPr>
-          </w:p>
-          <w:p>
-            <w:pPr>
-              <w:spacing w:before="0" w:after="0" w:line="240" w:lineRule="auto"/>
-              <w:jc w:val="center"/>
             </w:pPr>
             <w:r>
               <w:rPr>
@@ -6154,18 +5830,14 @@
           <w:p>
             <w:pPr>
               <w:pStyle w:val="a"/>
+              <w:spacing w:before="0" w:after="0" w:line="240" w:lineRule="auto"/>
+              <w:ind w:firstLine="0"/>
               <w:jc w:val="center"/>
               <w:rPr>
                 <w:b w:val="1"/>
                 <w:bCs w:val="1"/>
                 <w:lang w:val="kk-KZ"/>
               </w:rPr>
-            </w:pPr>
-          </w:p>
-          <w:p>
-            <w:pPr>
-              <w:spacing w:before="0" w:after="0" w:line="240" w:lineRule="auto"/>
-              <w:jc w:val="center"/>
             </w:pPr>
             <w:r>
               <w:rPr>
@@ -6639,7 +6311,8 @@
           <w:p>
             <w:pPr>
               <w:pStyle w:val="a"/>
-              <w:ind w:left="0"/>
+              <w:spacing w:before="0" w:after="0" w:line="240" w:lineRule="auto"/>
+              <w:ind w:left="0" w:firstLine="0"/>
               <w:jc w:val="left"/>
               <w:rPr>
                 <w:rFonts w:ascii="Times New Roman" w:hAnsi="Times New Roman" w:eastAsia="Times New Roman" w:cs="Times New Roman"/>
@@ -6651,15 +6324,11 @@
                 <w:lang w:val="kk-KZ"/>
               </w:rPr>
             </w:pPr>
-          </w:p>
-          <w:p>
-            <w:pPr>
-              <w:spacing w:before="0" w:after="0" w:line="240" w:lineRule="auto"/>
-              <w:jc w:val="left"/>
-            </w:pPr>
-            <w:r>
-              <w:rPr>
+            <w:r>
+              <w:rPr>
+                <w:rFonts w:ascii="Times New Roman" w:hAnsi="Times New Roman"/>
                 <w:i/>
+                <w:sz w:val="24"/>
               </w:rPr>
               <w:t>Презентация и доклад. Веб-витрина, читающая файлы прогонов.</w:t>
             </w:r>
@@ -6673,18 +6342,14 @@
           <w:p>
             <w:pPr>
               <w:pStyle w:val="a"/>
+              <w:spacing w:before="0" w:after="0" w:line="240" w:lineRule="auto"/>
+              <w:ind w:firstLine="0"/>
               <w:jc w:val="center"/>
               <w:rPr>
                 <w:b w:val="1"/>
                 <w:bCs w:val="1"/>
                 <w:lang w:val="kk-KZ"/>
               </w:rPr>
-            </w:pPr>
-          </w:p>
-          <w:p>
-            <w:pPr>
-              <w:spacing w:before="0" w:after="0" w:line="240" w:lineRule="auto"/>
-              <w:jc w:val="center"/>
             </w:pPr>
             <w:r>
               <w:rPr>
@@ -6702,18 +6367,14 @@
           <w:p>
             <w:pPr>
               <w:pStyle w:val="a"/>
+              <w:spacing w:before="0" w:after="0" w:line="240" w:lineRule="auto"/>
+              <w:ind w:firstLine="0"/>
               <w:jc w:val="center"/>
               <w:rPr>
                 <w:b w:val="1"/>
                 <w:bCs w:val="1"/>
                 <w:lang w:val="kk-KZ"/>
               </w:rPr>
-            </w:pPr>
-          </w:p>
-          <w:p>
-            <w:pPr>
-              <w:spacing w:before="0" w:after="0" w:line="240" w:lineRule="auto"/>
-              <w:jc w:val="center"/>
             </w:pPr>
             <w:r>
               <w:rPr>
@@ -6877,18 +6538,14 @@
           <w:p>
             <w:pPr>
               <w:pStyle w:val="a"/>
+              <w:spacing w:before="0" w:after="0" w:line="240" w:lineRule="auto"/>
+              <w:ind w:firstLine="0"/>
               <w:jc w:val="center"/>
               <w:rPr>
                 <w:b w:val="1"/>
                 <w:bCs w:val="1"/>
                 <w:lang w:val="kk-KZ"/>
               </w:rPr>
-            </w:pPr>
-          </w:p>
-          <w:p>
-            <w:pPr>
-              <w:spacing w:before="0" w:after="0" w:line="240" w:lineRule="auto"/>
-              <w:jc w:val="center"/>
             </w:pPr>
             <w:r>
               <w:rPr>
@@ -7199,7 +6856,8 @@
           <w:p>
             <w:pPr>
               <w:pStyle w:val="a"/>
-              <w:ind w:left="0"/>
+              <w:spacing w:before="0" w:after="0" w:line="240" w:lineRule="auto"/>
+              <w:ind w:left="0" w:firstLine="0"/>
               <w:jc w:val="left"/>
               <w:rPr>
                 <w:rFonts w:ascii="Times New Roman" w:hAnsi="Times New Roman" w:eastAsia="Times New Roman" w:cs="Times New Roman"/>
@@ -7211,15 +6869,11 @@
                 <w:lang w:val="kk-KZ"/>
               </w:rPr>
             </w:pPr>
-          </w:p>
-          <w:p>
-            <w:pPr>
-              <w:spacing w:before="0" w:after="0" w:line="240" w:lineRule="auto"/>
-              <w:jc w:val="left"/>
-            </w:pPr>
-            <w:r>
-              <w:rPr>
+            <w:r>
+              <w:rPr>
+                <w:rFonts w:ascii="Times New Roman" w:hAnsi="Times New Roman"/>
                 <w:i/>
+                <w:sz w:val="24"/>
               </w:rPr>
               <w:t>Доклад, демонстрация веб-витрины и ответы на вопросы комиссии.</w:t>
             </w:r>
@@ -7233,18 +6887,14 @@
           <w:p>
             <w:pPr>
               <w:pStyle w:val="a"/>
+              <w:spacing w:before="0" w:after="0" w:line="240" w:lineRule="auto"/>
+              <w:ind w:firstLine="0"/>
               <w:jc w:val="center"/>
               <w:rPr>
                 <w:b w:val="1"/>
                 <w:bCs w:val="1"/>
                 <w:lang w:val="kk-KZ"/>
               </w:rPr>
-            </w:pPr>
-          </w:p>
-          <w:p>
-            <w:pPr>
-              <w:spacing w:before="0" w:after="0" w:line="240" w:lineRule="auto"/>
-              <w:jc w:val="center"/>
             </w:pPr>
             <w:r>
               <w:rPr>
@@ -7262,18 +6912,14 @@
           <w:p>
             <w:pPr>
               <w:pStyle w:val="a"/>
+              <w:spacing w:before="0" w:after="0" w:line="240" w:lineRule="auto"/>
+              <w:ind w:firstLine="0"/>
               <w:jc w:val="center"/>
               <w:rPr>
                 <w:b w:val="1"/>
                 <w:bCs w:val="1"/>
                 <w:lang w:val="kk-KZ"/>
               </w:rPr>
-            </w:pPr>
-          </w:p>
-          <w:p>
-            <w:pPr>
-              <w:spacing w:before="0" w:after="0" w:line="240" w:lineRule="auto"/>
-              <w:jc w:val="center"/>
             </w:pPr>
             <w:r>
               <w:rPr>
@@ -7313,18 +6959,14 @@
           <w:p>
             <w:pPr>
               <w:pStyle w:val="a"/>
+              <w:spacing w:before="0" w:after="0" w:line="240" w:lineRule="auto"/>
+              <w:ind w:firstLine="0"/>
               <w:jc w:val="center"/>
               <w:rPr>
                 <w:b w:val="1"/>
                 <w:bCs w:val="1"/>
                 <w:lang w:val="kk-KZ"/>
               </w:rPr>
-            </w:pPr>
-          </w:p>
-          <w:p>
-            <w:pPr>
-              <w:spacing w:before="0" w:after="0" w:line="240" w:lineRule="auto"/>
-              <w:jc w:val="center"/>
             </w:pPr>
             <w:r>
               <w:rPr>
@@ -7610,7 +7252,8 @@
           <w:p>
             <w:pPr>
               <w:pStyle w:val="a"/>
-              <w:ind w:left="708"/>
+              <w:spacing w:before="0" w:after="0" w:line="240" w:lineRule="auto"/>
+              <w:ind w:left="708" w:firstLine="0"/>
               <w:jc w:val="left"/>
               <w:rPr>
                 <w:rFonts w:ascii="Times New Roman" w:hAnsi="Times New Roman" w:eastAsia="Times New Roman" w:cs="Times New Roman"/>
@@ -7622,15 +7265,11 @@
                 <w:lang w:val="kk-KZ"/>
               </w:rPr>
             </w:pPr>
-          </w:p>
-          <w:p>
-            <w:pPr>
-              <w:spacing w:before="0" w:after="0" w:line="240" w:lineRule="auto"/>
-              <w:jc w:val="left"/>
-            </w:pPr>
-            <w:r>
-              <w:rPr>
+            <w:r>
+              <w:rPr>
+                <w:rFonts w:ascii="Times New Roman" w:hAnsi="Times New Roman"/>
                 <w:i/>
+                <w:sz w:val="24"/>
               </w:rPr>
               <w:t>Самоаудит пяти дефектов измерения: утечка ответа в признаки, сбор групп по ответам, смещение базовой линии, ловушка низкой активности, иллюзорная лестница миров. Все пять исправлены, отрицательные результаты оставлены в тексте работы.</w:t>
             </w:r>
@@ -7644,18 +7283,14 @@
           <w:p>
             <w:pPr>
               <w:pStyle w:val="a"/>
+              <w:spacing w:before="0" w:after="0" w:line="240" w:lineRule="auto"/>
+              <w:ind w:firstLine="0"/>
               <w:jc w:val="center"/>
               <w:rPr>
                 <w:b w:val="1"/>
                 <w:bCs w:val="1"/>
                 <w:lang w:val="kk-KZ"/>
               </w:rPr>
-            </w:pPr>
-          </w:p>
-          <w:p>
-            <w:pPr>
-              <w:spacing w:before="0" w:after="0" w:line="240" w:lineRule="auto"/>
-              <w:jc w:val="center"/>
             </w:pPr>
             <w:r>
               <w:rPr>
@@ -7673,18 +7308,14 @@
           <w:p>
             <w:pPr>
               <w:pStyle w:val="a"/>
+              <w:spacing w:before="0" w:after="0" w:line="240" w:lineRule="auto"/>
+              <w:ind w:firstLine="0"/>
               <w:jc w:val="center"/>
               <w:rPr>
                 <w:b w:val="1"/>
                 <w:bCs w:val="1"/>
                 <w:lang w:val="kk-KZ"/>
               </w:rPr>
-            </w:pPr>
-          </w:p>
-          <w:p>
-            <w:pPr>
-              <w:spacing w:before="0" w:after="0" w:line="240" w:lineRule="auto"/>
-              <w:jc w:val="center"/>
             </w:pPr>
             <w:r>
               <w:rPr>
